--- a/ПР3.docx
+++ b/ПР3.docx
@@ -71,7 +71,6 @@
                       <w:bCs/>
                       <w:sz w:val="24"/>
                       <w:szCs w:val="24"/>
-                      <w:lang w:val="en-US"/>
                     </w:rPr>
                   </w:pPr>
                 </w:p>
@@ -1498,7 +1497,7 @@
           <w:r>
             <w:fldChar w:fldCharType="separate"/>
           </w:r>
-          <w:hyperlink w:anchor="_Toc225109857" w:history="1">
+          <w:hyperlink w:anchor="_Toc226372942" w:history="1">
             <w:r>
               <w:rPr>
                 <w:rStyle w:val="af2"/>
@@ -1525,7 +1524,7 @@
                 <w:noProof/>
                 <w:webHidden/>
               </w:rPr>
-              <w:instrText xml:space="preserve"> PAGEREF _Toc225109857 \h </w:instrText>
+              <w:instrText xml:space="preserve"> PAGEREF _Toc226372942 \h </w:instrText>
             </w:r>
             <w:r>
               <w:rPr>
@@ -1570,13 +1569,13 @@
               <w14:ligatures w14:val="standardContextual"/>
             </w:rPr>
           </w:pPr>
-          <w:hyperlink w:anchor="_Toc225109858" w:history="1">
+          <w:hyperlink w:anchor="_Toc226372943" w:history="1">
             <w:r>
               <w:rPr>
                 <w:rStyle w:val="af2"/>
                 <w:noProof/>
               </w:rPr>
-              <w:t>1 Общие сведения</w:t>
+              <w:t>1 Ход Работы</w:t>
             </w:r>
             <w:r>
               <w:rPr>
@@ -1597,7 +1596,7 @@
                 <w:noProof/>
                 <w:webHidden/>
               </w:rPr>
-              <w:instrText xml:space="preserve"> PAGEREF _Toc225109858 \h </w:instrText>
+              <w:instrText xml:space="preserve"> PAGEREF _Toc226372943 \h </w:instrText>
             </w:r>
             <w:r>
               <w:rPr>
@@ -1630,10 +1629,9 @@
         </w:p>
         <w:p>
           <w:pPr>
-            <w:pStyle w:val="12"/>
+            <w:pStyle w:val="23"/>
             <w:rPr>
               <w:rFonts w:asciiTheme="minorHAnsi" w:eastAsiaTheme="minorEastAsia" w:hAnsiTheme="minorHAnsi"/>
-              <w:caps w:val="0"/>
               <w:noProof/>
               <w:kern w:val="2"/>
               <w:sz w:val="24"/>
@@ -1642,21 +1640,13 @@
               <w14:ligatures w14:val="standardContextual"/>
             </w:rPr>
           </w:pPr>
-          <w:hyperlink w:anchor="_Toc225109859" w:history="1">
-            <w:r>
-              <w:rPr>
-                <w:rStyle w:val="af2"/>
-                <w:noProof/>
-                <w:lang w:val="en-US"/>
-              </w:rPr>
-              <w:t>2</w:t>
-            </w:r>
+          <w:hyperlink w:anchor="_Toc226372944" w:history="1">
             <w:r>
               <w:rPr>
                 <w:rStyle w:val="af2"/>
                 <w:noProof/>
               </w:rPr>
-              <w:t xml:space="preserve"> Источники разработки</w:t>
+              <w:t>1.1 Цель создания ИС</w:t>
             </w:r>
             <w:r>
               <w:rPr>
@@ -1677,7 +1667,149 @@
                 <w:noProof/>
                 <w:webHidden/>
               </w:rPr>
-              <w:instrText xml:space="preserve"> PAGEREF _Toc225109859 \h </w:instrText>
+              <w:instrText xml:space="preserve"> PAGEREF _Toc226372944 \h </w:instrText>
+            </w:r>
+            <w:r>
+              <w:rPr>
+                <w:noProof/>
+                <w:webHidden/>
+              </w:rPr>
+            </w:r>
+            <w:r>
+              <w:rPr>
+                <w:noProof/>
+                <w:webHidden/>
+              </w:rPr>
+              <w:fldChar w:fldCharType="separate"/>
+            </w:r>
+            <w:r>
+              <w:rPr>
+                <w:noProof/>
+                <w:webHidden/>
+              </w:rPr>
+              <w:t>4</w:t>
+            </w:r>
+            <w:r>
+              <w:rPr>
+                <w:noProof/>
+                <w:webHidden/>
+              </w:rPr>
+              <w:fldChar w:fldCharType="end"/>
+            </w:r>
+          </w:hyperlink>
+        </w:p>
+        <w:p>
+          <w:pPr>
+            <w:pStyle w:val="23"/>
+            <w:rPr>
+              <w:rFonts w:asciiTheme="minorHAnsi" w:eastAsiaTheme="minorEastAsia" w:hAnsiTheme="minorHAnsi"/>
+              <w:noProof/>
+              <w:kern w:val="2"/>
+              <w:sz w:val="24"/>
+              <w:szCs w:val="24"/>
+              <w:lang w:eastAsia="ru-RU"/>
+              <w14:ligatures w14:val="standardContextual"/>
+            </w:rPr>
+          </w:pPr>
+          <w:hyperlink w:anchor="_Toc226372945" w:history="1">
+            <w:r>
+              <w:rPr>
+                <w:rStyle w:val="af2"/>
+                <w:noProof/>
+              </w:rPr>
+              <w:t>1.2 Краткое описание</w:t>
+            </w:r>
+            <w:r>
+              <w:rPr>
+                <w:noProof/>
+                <w:webHidden/>
+              </w:rPr>
+              <w:tab/>
+            </w:r>
+            <w:r>
+              <w:rPr>
+                <w:noProof/>
+                <w:webHidden/>
+              </w:rPr>
+              <w:fldChar w:fldCharType="begin"/>
+            </w:r>
+            <w:r>
+              <w:rPr>
+                <w:noProof/>
+                <w:webHidden/>
+              </w:rPr>
+              <w:instrText xml:space="preserve"> PAGEREF _Toc226372945 \h </w:instrText>
+            </w:r>
+            <w:r>
+              <w:rPr>
+                <w:noProof/>
+                <w:webHidden/>
+              </w:rPr>
+            </w:r>
+            <w:r>
+              <w:rPr>
+                <w:noProof/>
+                <w:webHidden/>
+              </w:rPr>
+              <w:fldChar w:fldCharType="separate"/>
+            </w:r>
+            <w:r>
+              <w:rPr>
+                <w:noProof/>
+                <w:webHidden/>
+              </w:rPr>
+              <w:t>4</w:t>
+            </w:r>
+            <w:r>
+              <w:rPr>
+                <w:noProof/>
+                <w:webHidden/>
+              </w:rPr>
+              <w:fldChar w:fldCharType="end"/>
+            </w:r>
+          </w:hyperlink>
+        </w:p>
+        <w:p>
+          <w:pPr>
+            <w:pStyle w:val="23"/>
+            <w:rPr>
+              <w:rFonts w:asciiTheme="minorHAnsi" w:eastAsiaTheme="minorEastAsia" w:hAnsiTheme="minorHAnsi"/>
+              <w:noProof/>
+              <w:kern w:val="2"/>
+              <w:sz w:val="24"/>
+              <w:szCs w:val="24"/>
+              <w:lang w:eastAsia="ru-RU"/>
+              <w14:ligatures w14:val="standardContextual"/>
+            </w:rPr>
+          </w:pPr>
+          <w:hyperlink w:anchor="_Toc226372946" w:history="1">
+            <w:r>
+              <w:rPr>
+                <w:rStyle w:val="af2"/>
+                <w:noProof/>
+              </w:rPr>
+              <w:t>1.3 Способ создания ИС</w:t>
+            </w:r>
+            <w:r>
+              <w:rPr>
+                <w:noProof/>
+                <w:webHidden/>
+              </w:rPr>
+              <w:tab/>
+            </w:r>
+            <w:r>
+              <w:rPr>
+                <w:noProof/>
+                <w:webHidden/>
+              </w:rPr>
+              <w:fldChar w:fldCharType="begin"/>
+            </w:r>
+            <w:r>
+              <w:rPr>
+                <w:noProof/>
+                <w:webHidden/>
+              </w:rPr>
+              <w:instrText xml:space="preserve"> PAGEREF _Toc226372946 \h </w:instrText>
             </w:r>
             <w:r>
               <w:rPr>
@@ -1710,6 +1842,149 @@
         </w:p>
         <w:p>
           <w:pPr>
+            <w:pStyle w:val="23"/>
+            <w:rPr>
+              <w:rFonts w:asciiTheme="minorHAnsi" w:eastAsiaTheme="minorEastAsia" w:hAnsiTheme="minorHAnsi"/>
+              <w:noProof/>
+              <w:kern w:val="2"/>
+              <w:sz w:val="24"/>
+              <w:szCs w:val="24"/>
+              <w:lang w:eastAsia="ru-RU"/>
+              <w14:ligatures w14:val="standardContextual"/>
+            </w:rPr>
+          </w:pPr>
+          <w:hyperlink w:anchor="_Toc226372947" w:history="1">
+            <w:r>
+              <w:rPr>
+                <w:rStyle w:val="af2"/>
+                <w:noProof/>
+              </w:rPr>
+              <w:t>1.4 Проектирование контекстной диаграммы функциональной модели ИС</w:t>
+            </w:r>
+            <w:r>
+              <w:rPr>
+                <w:noProof/>
+                <w:webHidden/>
+              </w:rPr>
+              <w:tab/>
+            </w:r>
+            <w:r>
+              <w:rPr>
+                <w:noProof/>
+                <w:webHidden/>
+              </w:rPr>
+              <w:fldChar w:fldCharType="begin"/>
+            </w:r>
+            <w:r>
+              <w:rPr>
+                <w:noProof/>
+                <w:webHidden/>
+              </w:rPr>
+              <w:instrText xml:space="preserve"> PAGEREF _Toc226372947 \h </w:instrText>
+            </w:r>
+            <w:r>
+              <w:rPr>
+                <w:noProof/>
+                <w:webHidden/>
+              </w:rPr>
+            </w:r>
+            <w:r>
+              <w:rPr>
+                <w:noProof/>
+                <w:webHidden/>
+              </w:rPr>
+              <w:fldChar w:fldCharType="separate"/>
+            </w:r>
+            <w:r>
+              <w:rPr>
+                <w:noProof/>
+                <w:webHidden/>
+              </w:rPr>
+              <w:t>5</w:t>
+            </w:r>
+            <w:r>
+              <w:rPr>
+                <w:noProof/>
+                <w:webHidden/>
+              </w:rPr>
+              <w:fldChar w:fldCharType="end"/>
+            </w:r>
+          </w:hyperlink>
+        </w:p>
+        <w:p>
+          <w:pPr>
+            <w:pStyle w:val="12"/>
+            <w:rPr>
+              <w:rFonts w:asciiTheme="minorHAnsi" w:eastAsiaTheme="minorEastAsia" w:hAnsiTheme="minorHAnsi"/>
+              <w:caps w:val="0"/>
+              <w:noProof/>
+              <w:kern w:val="2"/>
+              <w:sz w:val="24"/>
+              <w:szCs w:val="24"/>
+              <w:lang w:eastAsia="ru-RU"/>
+              <w14:ligatures w14:val="standardContextual"/>
+            </w:rPr>
+          </w:pPr>
+          <w:hyperlink w:anchor="_Toc226372948" w:history="1">
+            <w:r>
+              <w:rPr>
+                <w:rStyle w:val="af2"/>
+                <w:noProof/>
+              </w:rPr>
+              <w:t>2 Вывод</w:t>
+            </w:r>
+            <w:r>
+              <w:rPr>
+                <w:noProof/>
+                <w:webHidden/>
+              </w:rPr>
+              <w:tab/>
+            </w:r>
+            <w:r>
+              <w:rPr>
+                <w:noProof/>
+                <w:webHidden/>
+              </w:rPr>
+              <w:fldChar w:fldCharType="begin"/>
+            </w:r>
+            <w:r>
+              <w:rPr>
+                <w:noProof/>
+                <w:webHidden/>
+              </w:rPr>
+              <w:instrText xml:space="preserve"> PAGEREF _Toc226372948 \h </w:instrText>
+            </w:r>
+            <w:r>
+              <w:rPr>
+                <w:noProof/>
+                <w:webHidden/>
+              </w:rPr>
+            </w:r>
+            <w:r>
+              <w:rPr>
+                <w:noProof/>
+                <w:webHidden/>
+              </w:rPr>
+              <w:fldChar w:fldCharType="separate"/>
+            </w:r>
+            <w:r>
+              <w:rPr>
+                <w:noProof/>
+                <w:webHidden/>
+              </w:rPr>
+              <w:t>7</w:t>
+            </w:r>
+            <w:r>
+              <w:rPr>
+                <w:noProof/>
+                <w:webHidden/>
+              </w:rPr>
+              <w:fldChar w:fldCharType="end"/>
+            </w:r>
+          </w:hyperlink>
+        </w:p>
+        <w:p>
+          <w:pPr>
             <w:ind w:firstLine="0"/>
           </w:pPr>
           <w:r>
@@ -1738,10 +2013,12 @@
         <w:ind w:left="709"/>
       </w:pPr>
       <w:bookmarkStart w:id="0" w:name="_Toc225700438"/>
+      <w:bookmarkStart w:id="1" w:name="_Toc226372942"/>
       <w:r>
         <w:lastRenderedPageBreak/>
         <w:t>Введение</w:t>
       </w:r>
+      <w:bookmarkEnd w:id="1"/>
     </w:p>
     <w:p>
       <w:r>
@@ -1780,19 +2057,23 @@
       <w:pPr>
         <w:pStyle w:val="a"/>
       </w:pPr>
+      <w:bookmarkStart w:id="2" w:name="_Toc226372943"/>
       <w:r>
         <w:lastRenderedPageBreak/>
         <w:t>Ход Работы</w:t>
       </w:r>
       <w:bookmarkEnd w:id="0"/>
+      <w:bookmarkEnd w:id="2"/>
     </w:p>
     <w:p>
       <w:pPr>
         <w:pStyle w:val="2"/>
       </w:pPr>
+      <w:bookmarkStart w:id="3" w:name="_Toc226372944"/>
       <w:r>
         <w:t>Цель создания ИС</w:t>
       </w:r>
+      <w:bookmarkEnd w:id="3"/>
     </w:p>
     <w:p>
       <w:r>
@@ -1965,9 +2246,11 @@
       <w:pPr>
         <w:pStyle w:val="2"/>
       </w:pPr>
+      <w:bookmarkStart w:id="4" w:name="_Toc226372945"/>
       <w:r>
         <w:t>Краткое описание</w:t>
       </w:r>
+      <w:bookmarkEnd w:id="4"/>
     </w:p>
     <w:p>
       <w:pPr>
@@ -1998,9 +2281,11 @@
       <w:pPr>
         <w:pStyle w:val="2"/>
       </w:pPr>
+      <w:bookmarkStart w:id="5" w:name="_Toc226372946"/>
       <w:r>
         <w:t>Способ создания ИС</w:t>
       </w:r>
+      <w:bookmarkEnd w:id="5"/>
     </w:p>
     <w:p>
       <w:r>
@@ -2010,13 +2295,12 @@
     <w:p>
       <w:pPr>
         <w:pStyle w:val="2"/>
-        <w:rPr>
-          <w:lang w:val="en-US"/>
-        </w:rPr>
-      </w:pPr>
+      </w:pPr>
+      <w:bookmarkStart w:id="6" w:name="_Toc226372947"/>
       <w:r>
         <w:t>Проектирование контекстной диаграммы функциональной модели ИС</w:t>
       </w:r>
+      <w:bookmarkEnd w:id="6"/>
     </w:p>
     <w:p>
       <w:r>
@@ -2181,12 +2465,13 @@
       <w:r>
         <w:rPr>
           <w:noProof/>
+          <w:lang w:val="en-US"/>
         </w:rPr>
         <w:drawing>
-          <wp:inline distT="0" distB="0" distL="0" distR="0" wp14:anchorId="0F0DF9EE" wp14:editId="462DD496">
-            <wp:extent cx="6108700" cy="4229100"/>
-            <wp:effectExtent l="0" t="0" r="6350" b="0"/>
-            <wp:docPr id="971245509" name="Рисунок 2"/>
+          <wp:inline distT="0" distB="0" distL="0" distR="0" wp14:anchorId="025FEFD6" wp14:editId="7376550B">
+            <wp:extent cx="6113145" cy="4233545"/>
+            <wp:effectExtent l="0" t="0" r="1905" b="0"/>
+            <wp:docPr id="553222271" name="Рисунок 3"/>
             <wp:cNvGraphicFramePr>
               <a:graphicFrameLocks xmlns:a="http://schemas.openxmlformats.org/drawingml/2006/main" noChangeAspect="1"/>
             </wp:cNvGraphicFramePr>
@@ -2194,7 +2479,7 @@
               <a:graphicData uri="http://schemas.openxmlformats.org/drawingml/2006/picture">
                 <pic:pic xmlns:pic="http://schemas.openxmlformats.org/drawingml/2006/picture">
                   <pic:nvPicPr>
-                    <pic:cNvPr id="0" name="Picture 1"/>
+                    <pic:cNvPr id="0" name="Picture 2"/>
                     <pic:cNvPicPr>
                       <a:picLocks noChangeAspect="1" noChangeArrowheads="1"/>
                     </pic:cNvPicPr>
@@ -2215,7 +2500,7 @@
                   <pic:spPr bwMode="auto">
                     <a:xfrm>
                       <a:off x="0" y="0"/>
-                      <a:ext cx="6108700" cy="4229100"/>
+                      <a:ext cx="6113145" cy="4233545"/>
                     </a:xfrm>
                     <a:prstGeom prst="rect">
                       <a:avLst/>
@@ -2237,10 +2522,7 @@
         <w:pStyle w:val="af5"/>
       </w:pPr>
       <w:r>
-        <w:t>Рисунок 1 – Контекстная диаграмма процесса</w:t>
-      </w:r>
-      <w:r>
-        <w:t xml:space="preserve"> </w:t>
+        <w:t xml:space="preserve">Рисунок 1 – Контекстная диаграмма процесса </w:t>
       </w:r>
       <w:r>
         <w:t>хранения и визуализации 3</w:t>
@@ -2262,10 +2544,12 @@
       <w:pPr>
         <w:pStyle w:val="a"/>
       </w:pPr>
+      <w:bookmarkStart w:id="7" w:name="_Toc226372948"/>
       <w:r>
         <w:lastRenderedPageBreak/>
         <w:t>Вывод</w:t>
       </w:r>
+      <w:bookmarkEnd w:id="7"/>
     </w:p>
     <w:p>
       <w:r>
@@ -12545,6 +12829,7 @@
   <w:style w:type="character" w:default="1" w:styleId="a2">
     <w:name w:val="Default Paragraph Font"/>
     <w:uiPriority w:val="1"/>
+    <w:semiHidden/>
     <w:unhideWhenUsed/>
   </w:style>
   <w:style w:type="table" w:default="1" w:styleId="a3">
